--- a/docs/content/SocialKit-LEADS.docx
+++ b/docs/content/SocialKit-LEADS.docx
@@ -48,7 +48,7 @@
           <w:sz w:val="20"/>
           <w:szCs w:val="20"/>
         </w:rPr>
-        <w:t xml:space="preserve">Document 8 of 10  ·  March 2026</w:t>
+        <w:t>Document 8 of 10  ·  March 2026 (Updated: 2026-03-24)</w:t>
       </w:r>
     </w:p>
     <w:p>
@@ -2044,7 +2044,7 @@
           <w:sz w:val="21"/>
           <w:szCs w:val="21"/>
         </w:rPr>
-        <w:t xml:space="preserve">Template 3 — Join LEADS CTA</w:t>
+        <w:t>Template 3 — Join LEADS CTA (direct to /join page)</w:t>
       </w:r>
     </w:p>
     <w:p>
@@ -2081,7 +2081,7 @@
           <w:sz w:val="21"/>
           <w:szCs w:val="21"/>
         </w:rPr>
-        <w:t xml:space="preserve">Template 4 — BLS Announcement</w:t>
+        <w:t>Template 4 — BLS 2026 Announcement</w:t>
       </w:r>
     </w:p>
     <w:p>
@@ -2218,7 +2218,7 @@
           <w:sz w:val="20"/>
           <w:szCs w:val="20"/>
         </w:rPr>
-        <w:t xml:space="preserve">#BLS2025  #BusinessLeadershipSummit  #LEADSEvents  #MindfulnessWithLEADS</w:t>
+        <w:t>#BLS2026  #BharatLeadSummit  #LEADSEvents  #SustainableLeadership</w:t>
       </w:r>
     </w:p>
     <w:p>
@@ -3300,7 +3300,9 @@
           <w:sz w:val="20"/>
           <w:szCs w:val="20"/>
         </w:rPr>
-        <w:t xml:space="preserve">[ ] Instagram bio updated: new tagline + website URL (leadsmsruas.in)</w:t>
+        <w:t>[x] Instagram bio updated: tagline + website URL</w:t>
+        <w:br/>
+        <w:t>[ ] Threads account: @leads_next_gen_ruas — bio updated with website URL</w:t>
       </w:r>
     </w:p>
     <w:p>
